--- a/lessons/6-11/homework.docx
+++ b/lessons/6-11/homework.docx
@@ -80,7 +80,7 @@
         <w:spacing w:after="60" w:before="0"/>
       </w:pPr>
       <w:r>
-        <w:t xml:space="preserve">Content: I can solve real-world problems by writing and solving fraction division equations.</w:t>
+        <w:t xml:space="preserve">Content: I can solve real-world problems by deciding whether the question asks how many groups fit or how much is in one group, writing a fraction division equation, and checking the solution by multiplying.</w:t>
       </w:r>
     </w:p>
     <w:p>
@@ -115,7 +115,7 @@
           <wp:inline distT="0" distB="0" distL="0" distR="0">
             <wp:extent cx="1047750" cy="790575"/>
             <wp:effectExtent t="0" r="0" b="0" l="0"/>
-            <wp:docPr id="1" name="" descr="" title=""/>
+            <wp:docPr id="1" name="Fraction Division Problem Solving" descr="Picture illustrating the vocabulary word &quot;Fraction Division Problem Solving&quot;" title="Fraction Division Problem Solving"/>
             <wp:cNvGraphicFramePr>
               <a:graphicFrameLocks xmlns:a="http://schemas.openxmlformats.org/drawingml/2006/main" noChangeAspect="1"/>
             </wp:cNvGraphicFramePr>
@@ -178,7 +178,7 @@
           <wp:inline distT="0" distB="0" distL="0" distR="0">
             <wp:extent cx="1047750" cy="790575"/>
             <wp:effectExtent t="0" r="0" b="0" l="0"/>
-            <wp:docPr id="1" name="" descr="" title=""/>
+            <wp:docPr id="1" name="Model" descr="Picture illustrating the vocabulary word &quot;Model&quot;" title="Model"/>
             <wp:cNvGraphicFramePr>
               <a:graphicFrameLocks xmlns:a="http://schemas.openxmlformats.org/drawingml/2006/main" noChangeAspect="1"/>
             </wp:cNvGraphicFramePr>
@@ -241,7 +241,7 @@
           <wp:inline distT="0" distB="0" distL="0" distR="0">
             <wp:extent cx="1047750" cy="790575"/>
             <wp:effectExtent t="0" r="0" b="0" l="0"/>
-            <wp:docPr id="1" name="" descr="" title=""/>
+            <wp:docPr id="1" name="Equation" descr="Picture illustrating the vocabulary word &quot;Equation&quot;" title="Equation"/>
             <wp:cNvGraphicFramePr>
               <a:graphicFrameLocks xmlns:a="http://schemas.openxmlformats.org/drawingml/2006/main" noChangeAspect="1"/>
             </wp:cNvGraphicFramePr>
@@ -304,7 +304,7 @@
           <wp:inline distT="0" distB="0" distL="0" distR="0">
             <wp:extent cx="1047750" cy="790575"/>
             <wp:effectExtent t="0" r="0" b="0" l="0"/>
-            <wp:docPr id="1" name="" descr="" title=""/>
+            <wp:docPr id="1" name="Solution" descr="Picture illustrating the vocabulary word &quot;Solution&quot;" title="Solution"/>
             <wp:cNvGraphicFramePr>
               <a:graphicFrameLocks xmlns:a="http://schemas.openxmlformats.org/drawingml/2006/main" noChangeAspect="1"/>
             </wp:cNvGraphicFramePr>
@@ -367,7 +367,7 @@
           <wp:inline distT="0" distB="0" distL="0" distR="0">
             <wp:extent cx="1047750" cy="790575"/>
             <wp:effectExtent t="0" r="0" b="0" l="0"/>
-            <wp:docPr id="1" name="" descr="" title=""/>
+            <wp:docPr id="1" name="Reasonableness" descr="Picture illustrating the vocabulary word &quot;Reasonableness&quot;" title="Reasonableness"/>
             <wp:cNvGraphicFramePr>
               <a:graphicFrameLocks xmlns:a="http://schemas.openxmlformats.org/drawingml/2006/main" noChangeAspect="1"/>
             </wp:cNvGraphicFramePr>
@@ -430,7 +430,7 @@
           <wp:inline distT="0" distB="0" distL="0" distR="0">
             <wp:extent cx="1047750" cy="790575"/>
             <wp:effectExtent t="0" r="0" b="0" l="0"/>
-            <wp:docPr id="1" name="" descr="" title=""/>
+            <wp:docPr id="1" name="Inverse operations" descr="Picture illustrating the vocabulary word &quot;Inverse operations&quot;" title="Inverse operations"/>
             <wp:cNvGraphicFramePr>
               <a:graphicFrameLocks xmlns:a="http://schemas.openxmlformats.org/drawingml/2006/main" noChangeAspect="1"/>
             </wp:cNvGraphicFramePr>
@@ -524,15 +524,15 @@
         <w:spacing w:after="40" w:before="0"/>
       </w:pPr>
       <w:r>
-        <w:t xml:space="preserve">     A. 4/5 ÷ 1/10</w:t>
-      </w:r>
-    </w:p>
-    <w:p>
-      <w:pPr>
-        <w:spacing w:after="40" w:before="0"/>
-      </w:pPr>
-      <w:r>
-        <w:t xml:space="preserve">     B. 1/10 ÷ 4/5</w:t>
+        <w:t xml:space="preserve">     A. 1/10 ÷ 4/5</w:t>
+      </w:r>
+    </w:p>
+    <w:p>
+      <w:pPr>
+        <w:spacing w:after="40" w:before="0"/>
+      </w:pPr>
+      <w:r>
+        <w:t xml:space="preserve">     B. 4/5 ÷ 1/10</w:t>
       </w:r>
     </w:p>
     <w:p>
@@ -579,31 +579,31 @@
         <w:spacing w:after="40" w:before="0"/>
       </w:pPr>
       <w:r>
-        <w:t xml:space="preserve">     A. 4</w:t>
-      </w:r>
-    </w:p>
-    <w:p>
-      <w:pPr>
-        <w:spacing w:after="40" w:before="0"/>
-      </w:pPr>
-      <w:r>
-        <w:t xml:space="preserve">     B. 1/16</w:t>
-      </w:r>
-    </w:p>
-    <w:p>
-      <w:pPr>
-        <w:spacing w:after="40" w:before="0"/>
-      </w:pPr>
-      <w:r>
-        <w:t xml:space="preserve">     C. 16</w:t>
-      </w:r>
-    </w:p>
-    <w:p>
-      <w:pPr>
-        <w:spacing w:after="40" w:before="0"/>
-      </w:pPr>
-      <w:r>
-        <w:t xml:space="preserve">     D. 1/4</w:t>
+        <w:t xml:space="preserve">     A. 1/16</w:t>
+      </w:r>
+    </w:p>
+    <w:p>
+      <w:pPr>
+        <w:spacing w:after="40" w:before="0"/>
+      </w:pPr>
+      <w:r>
+        <w:t xml:space="preserve">     B. 1/4</w:t>
+      </w:r>
+    </w:p>
+    <w:p>
+      <w:pPr>
+        <w:spacing w:after="40" w:before="0"/>
+      </w:pPr>
+      <w:r>
+        <w:t xml:space="preserve">     C. 4</w:t>
+      </w:r>
+    </w:p>
+    <w:p>
+      <w:pPr>
+        <w:spacing w:after="40" w:before="0"/>
+      </w:pPr>
+      <w:r>
+        <w:t xml:space="preserve">     D. 16</w:t>
       </w:r>
     </w:p>
     <w:p>
@@ -704,7 +704,7 @@
                 <w:b w:val="false"/>
                 <w:bCs w:val="false"/>
               </w:rPr>
-              <w:t xml:space="preserve">A board is 7/8 foot long. Each shelf bracket needs 1/4 foot. How many brackets fit?</w:t>
+              <w:t xml:space="preserve">A board is 7/8 foot long. Each bracket needs 1/4 foot. How many FULL brackets can be cut?</w:t>
             </w:r>
           </w:p>
         </w:tc>
@@ -732,7 +732,7 @@
                 <w:b w:val="false"/>
                 <w:bCs w:val="false"/>
               </w:rPr>
-              <w:t xml:space="preserve">3 1/2</w:t>
+              <w:t xml:space="preserve">3</w:t>
             </w:r>
           </w:p>
         </w:tc>
@@ -748,7 +748,7 @@
                 <w:b w:val="false"/>
                 <w:bCs w:val="false"/>
               </w:rPr>
-              <w:t xml:space="preserve">A jug holds 5/6 liter. Each cup holds 1/3 liter. How many cups can be filled?</w:t>
+              <w:t xml:space="preserve">A jug holds 5/6 liter. Each cup holds 1/3 liter. How many FULL cups can be filled?</w:t>
             </w:r>
           </w:p>
         </w:tc>
@@ -776,7 +776,7 @@
                 <w:b w:val="false"/>
                 <w:bCs w:val="false"/>
               </w:rPr>
-              <w:t xml:space="preserve">2 1/2</w:t>
+              <w:t xml:space="preserve">2</w:t>
             </w:r>
           </w:p>
         </w:tc>
@@ -937,23 +937,23 @@
         <w:spacing w:after="40" w:before="0"/>
       </w:pPr>
       <w:r>
-        <w:t xml:space="preserve">     A. His math is correct (2 2/3), but his reasoning is wrong — dividing by a small fraction gives a larger result</w:t>
-      </w:r>
-    </w:p>
-    <w:p>
-      <w:pPr>
-        <w:spacing w:after="40" w:before="0"/>
-      </w:pPr>
-      <w:r>
-        <w:t xml:space="preserve">     B. His math and reasoning are both correct — the answer should be less than 1</w:t>
-      </w:r>
-    </w:p>
-    <w:p>
-      <w:pPr>
-        <w:spacing w:after="40" w:before="0"/>
-      </w:pPr>
-      <w:r>
-        <w:t xml:space="preserve">     C. His math is wrong — the answer should be 1/6</w:t>
+        <w:t xml:space="preserve">     A. His math and reasoning are both correct — the answer should be less than 1</w:t>
+      </w:r>
+    </w:p>
+    <w:p>
+      <w:pPr>
+        <w:spacing w:after="40" w:before="0"/>
+      </w:pPr>
+      <w:r>
+        <w:t xml:space="preserve">     B. His math is wrong — the answer should be 1/6</w:t>
+      </w:r>
+    </w:p>
+    <w:p>
+      <w:pPr>
+        <w:spacing w:after="40" w:before="0"/>
+      </w:pPr>
+      <w:r>
+        <w:t xml:space="preserve">     C. His math is correct (2 2/3), but his reasoning is wrong — dividing by a small fraction gives a larger result</w:t>
       </w:r>
     </w:p>
     <w:p>
@@ -1073,15 +1073,125 @@
           <w:b/>
           <w:bCs/>
         </w:rPr>
-        <w:t xml:space="preserve">7. Room 1 — Evidence Locker: Agent Torres has 7/8 pound of casting clay to lift footprints. Each cast uses 1/8 pound. How many casts can she make to unlock the door?</w:t>
-      </w:r>
-    </w:p>
-    <w:p>
-      <w:pPr>
-        <w:spacing w:after="40" w:before="0"/>
-      </w:pPr>
-      <w:r>
-        <w:t xml:space="preserve">     A. 7</w:t>
+        <w:t xml:space="preserve">7. Agent Torres poured 3/4 gallon of fingerprint dust into a jar, and that filled 1/2 of the jar. How much dust fills the WHOLE jar? (3/4 ÷ 1/2 asks how much is in one whole jar.)</w:t>
+      </w:r>
+    </w:p>
+    <w:p>
+      <w:pPr>
+        <w:spacing w:after="40" w:before="0"/>
+      </w:pPr>
+      <w:r>
+        <w:t xml:space="preserve">     A. 3/8 gallon</w:t>
+      </w:r>
+    </w:p>
+    <w:p>
+      <w:pPr>
+        <w:spacing w:after="40" w:before="0"/>
+      </w:pPr>
+      <w:r>
+        <w:t xml:space="preserve">     B. 2/3 gallon</w:t>
+      </w:r>
+    </w:p>
+    <w:p>
+      <w:pPr>
+        <w:spacing w:after="40" w:before="0"/>
+      </w:pPr>
+      <w:r>
+        <w:t xml:space="preserve">     C. 1 1/2 gallons</w:t>
+      </w:r>
+    </w:p>
+    <w:p>
+      <w:pPr>
+        <w:spacing w:after="40" w:before="0"/>
+      </w:pPr>
+      <w:r>
+        <w:t xml:space="preserve">     D. 1 1/4 gallons</w:t>
+      </w:r>
+    </w:p>
+    <w:p>
+      <w:pPr>
+        <w:spacing w:after="60" w:before="120"/>
+      </w:pPr>
+      <w:r>
+        <w:rPr>
+          <w:color w:val="BBBBBB"/>
+        </w:rPr>
+        <w:t xml:space="preserve">______________________________________________________________________</w:t>
+      </w:r>
+    </w:p>
+    <w:p>
+      <w:pPr>
+        <w:spacing w:after="80" w:before="0"/>
+      </w:pPr>
+      <w:r>
+        <w:rPr>
+          <w:b/>
+          <w:bCs/>
+        </w:rPr>
+        <w:t xml:space="preserve">8. Three agents share 3/4 pound of casting clay equally. How much clay does each agent get? (3/4 ÷ 3 asks how much is in one share.)</w:t>
+      </w:r>
+    </w:p>
+    <w:p>
+      <w:pPr>
+        <w:spacing w:after="40" w:before="0"/>
+      </w:pPr>
+      <w:r>
+        <w:t xml:space="preserve">     A. 2 1/4 pounds</w:t>
+      </w:r>
+    </w:p>
+    <w:p>
+      <w:pPr>
+        <w:spacing w:after="40" w:before="0"/>
+      </w:pPr>
+      <w:r>
+        <w:t xml:space="preserve">     B. 4 pounds</w:t>
+      </w:r>
+    </w:p>
+    <w:p>
+      <w:pPr>
+        <w:spacing w:after="40" w:before="0"/>
+      </w:pPr>
+      <w:r>
+        <w:t xml:space="preserve">     C. 3 3/4 pounds</w:t>
+      </w:r>
+    </w:p>
+    <w:p>
+      <w:pPr>
+        <w:spacing w:after="40" w:before="0"/>
+      </w:pPr>
+      <w:r>
+        <w:t xml:space="preserve">     D. 1/4 pound</w:t>
+      </w:r>
+    </w:p>
+    <w:p>
+      <w:pPr>
+        <w:spacing w:after="60" w:before="120"/>
+      </w:pPr>
+      <w:r>
+        <w:rPr>
+          <w:color w:val="BBBBBB"/>
+        </w:rPr>
+        <w:t xml:space="preserve">______________________________________________________________________</w:t>
+      </w:r>
+    </w:p>
+    <w:p>
+      <w:pPr>
+        <w:spacing w:after="80" w:before="0"/>
+      </w:pPr>
+      <w:r>
+        <w:rPr>
+          <w:b/>
+          <w:bCs/>
+        </w:rPr>
+        <w:t xml:space="preserve">9. Room 1 — Evidence Locker: Agent Torres has 7/8 pound of casting clay to lift footprints. Each cast uses 1/8 pound. How many casts can she make to unlock the door?</w:t>
+      </w:r>
+    </w:p>
+    <w:p>
+      <w:pPr>
+        <w:spacing w:after="40" w:before="0"/>
+      </w:pPr>
+      <w:r>
+        <w:t xml:space="preserve">     A. 1/7</w:t>
       </w:r>
     </w:p>
     <w:p>
@@ -1097,15 +1207,15 @@
         <w:spacing w:after="40" w:before="0"/>
       </w:pPr>
       <w:r>
-        <w:t xml:space="preserve">     C. 8</w:t>
-      </w:r>
-    </w:p>
-    <w:p>
-      <w:pPr>
-        <w:spacing w:after="40" w:before="0"/>
-      </w:pPr>
-      <w:r>
-        <w:t xml:space="preserve">     D. 1/7</w:t>
+        <w:t xml:space="preserve">     C. 7</w:t>
+      </w:r>
+    </w:p>
+    <w:p>
+      <w:pPr>
+        <w:spacing w:after="40" w:before="0"/>
+      </w:pPr>
+      <w:r>
+        <w:t xml:space="preserve">     D. 8</w:t>
       </w:r>
     </w:p>
     <w:p>
@@ -1128,39 +1238,39 @@
           <w:b/>
           <w:bCs/>
         </w:rPr>
-        <w:t xml:space="preserve">8. Room 2 — Surveillance Map: A suspect's trail is 5/6 of a mile. Hidden checkpoints are spaced every 1/6 of a mile. How many checkpoints are on the trail?</w:t>
-      </w:r>
-    </w:p>
-    <w:p>
-      <w:pPr>
-        <w:spacing w:after="40" w:before="0"/>
-      </w:pPr>
-      <w:r>
-        <w:t xml:space="preserve">     A. 5</w:t>
-      </w:r>
-    </w:p>
-    <w:p>
-      <w:pPr>
-        <w:spacing w:after="40" w:before="0"/>
-      </w:pPr>
-      <w:r>
-        <w:t xml:space="preserve">     B. 6</w:t>
-      </w:r>
-    </w:p>
-    <w:p>
-      <w:pPr>
-        <w:spacing w:after="40" w:before="0"/>
-      </w:pPr>
-      <w:r>
-        <w:t xml:space="preserve">     C. 1/5</w:t>
-      </w:r>
-    </w:p>
-    <w:p>
-      <w:pPr>
-        <w:spacing w:after="40" w:before="0"/>
-      </w:pPr>
-      <w:r>
-        <w:t xml:space="preserve">     D. 4</w:t>
+        <w:t xml:space="preserve">10. Room 2 — Surveillance Map: A suspect's trail is 5/6 of a mile. Hidden checkpoints are spaced every 1/6 of a mile. How many checkpoints are on the trail?</w:t>
+      </w:r>
+    </w:p>
+    <w:p>
+      <w:pPr>
+        <w:spacing w:after="40" w:before="0"/>
+      </w:pPr>
+      <w:r>
+        <w:t xml:space="preserve">     A. 1/5</w:t>
+      </w:r>
+    </w:p>
+    <w:p>
+      <w:pPr>
+        <w:spacing w:after="40" w:before="0"/>
+      </w:pPr>
+      <w:r>
+        <w:t xml:space="preserve">     B. 4</w:t>
+      </w:r>
+    </w:p>
+    <w:p>
+      <w:pPr>
+        <w:spacing w:after="40" w:before="0"/>
+      </w:pPr>
+      <w:r>
+        <w:t xml:space="preserve">     C. 5</w:t>
+      </w:r>
+    </w:p>
+    <w:p>
+      <w:pPr>
+        <w:spacing w:after="40" w:before="0"/>
+      </w:pPr>
+      <w:r>
+        <w:t xml:space="preserve">     D. 6</w:t>
       </w:r>
     </w:p>
     <w:p>
@@ -1175,15 +1285,41 @@
       </w:r>
     </w:p>
     <w:p>
-      <w:pPr>
-        <w:spacing w:after="80" w:before="0"/>
-      </w:pPr>
-      <w:r>
-        <w:rPr>
-          <w:b/>
-          <w:bCs/>
-        </w:rPr>
-        <w:t xml:space="preserve">9. Room 3 — Sort the Clues: Each safe opens only if you pick the clues that need fraction DIVISION. Sort each clue into the correct lock.</w:t>
+      <w:r>
+        <w:br w:type="page"/>
+      </w:r>
+    </w:p>
+    <w:p>
+      <w:pPr>
+        <w:pStyle w:val="Heading1"/>
+        <w:spacing w:after="120"/>
+      </w:pPr>
+      <w:r>
+        <w:rPr>
+          <w:b/>
+          <w:bCs/>
+        </w:rPr>
+        <w:t xml:space="preserve">Answer Key (Teacher)</w:t>
+      </w:r>
+    </w:p>
+    <w:p>
+      <w:pPr>
+        <w:spacing w:after="40" w:before="0"/>
+      </w:pPr>
+      <w:r>
+        <w:rPr>
+          <w:b/>
+          <w:bCs/>
+        </w:rPr>
+        <w:t xml:space="preserve">1. B. 4/5 ÷ 1/10</w:t>
+      </w:r>
+    </w:p>
+    <w:p>
+      <w:pPr>
+        <w:spacing w:after="20" w:before="0"/>
+      </w:pPr>
+      <w:r>
+        <w:t xml:space="preserve">     The total (4/5 yard) is divided into groups of 1/10 yard each. The equation is 4/5 ÷ 1/10 = 4/5 × 10/1 = 40/5 = 8 bows.</w:t>
       </w:r>
     </w:p>
     <w:p>
@@ -1195,241 +1331,19 @@
           <w:i/>
           <w:iCs/>
         </w:rPr>
-        <w:t xml:space="preserve">Groups: Needs Division (how many groups fit?)   |   Needs Multiplication (a part of an amount)</w:t>
-      </w:r>
-    </w:p>
-    <w:p>
-      <w:pPr>
-        <w:spacing w:after="40" w:before="0"/>
-      </w:pPr>
-      <w:r>
-        <w:t xml:space="preserve">   • A roll of crime-scene tape is 3/5 mile long, cut into 1/10-mile strips. How many strips? (3/5 ÷ 1/10)   → __________________</w:t>
-      </w:r>
-    </w:p>
-    <w:p>
-      <w:pPr>
-        <w:spacing w:after="40" w:before="0"/>
-      </w:pPr>
-      <w:r>
-        <w:t xml:space="preserve">   • A footprint trail is 2/3 mile long with markers every 1/12 mile. How many markers? (2/3 ÷ 1/12)   → __________________</w:t>
-      </w:r>
-    </w:p>
-    <w:p>
-      <w:pPr>
-        <w:spacing w:after="40" w:before="0"/>
-      </w:pPr>
-      <w:r>
-        <w:t xml:space="preserve">   • Each evidence bag weighs 1/4 pound. The detective grabs 4 bags. What is the total weight? (1/4 × 4)   → __________________</w:t>
-      </w:r>
-    </w:p>
-    <w:p>
-      <w:pPr>
-        <w:spacing w:after="40" w:before="0"/>
-      </w:pPr>
-      <w:r>
-        <w:t xml:space="preserve">   • A report is 3/8 page long. Torres reads half of it. How much did she read? (3/8 × 1/2)   → __________________</w:t>
-      </w:r>
-    </w:p>
-    <w:p>
-      <w:pPr>
-        <w:spacing w:after="60" w:before="120"/>
-      </w:pPr>
-      <w:r>
-        <w:rPr>
-          <w:color w:val="BBBBBB"/>
-        </w:rPr>
-        <w:t xml:space="preserve">______________________________________________________________________</w:t>
-      </w:r>
-    </w:p>
-    <w:p>
-      <w:pPr>
-        <w:spacing w:after="80" w:before="0"/>
-      </w:pPr>
-      <w:r>
-        <w:rPr>
-          <w:b/>
-          <w:bCs/>
-        </w:rPr>
-        <w:t xml:space="preserve">10. Room 4 — Match the Lock: Drag each word problem to the division equation that unlocks it.</w:t>
-      </w:r>
-    </w:p>
-    <w:tbl>
-      <w:tblPr>
-        <w:tblW w:type="pct" w:w="100%"/>
-        <w:tblBorders>
-          <w:top w:val="single" w:color="auto" w:sz="4"/>
-          <w:left w:val="single" w:color="auto" w:sz="4"/>
-          <w:bottom w:val="single" w:color="auto" w:sz="4"/>
-          <w:right w:val="single" w:color="auto" w:sz="4"/>
-          <w:insideH w:val="single" w:color="auto" w:sz="4"/>
-          <w:insideV w:val="single" w:color="auto" w:sz="4"/>
-        </w:tblBorders>
-      </w:tblPr>
-      <w:tblGrid>
-        <w:gridCol w:w="100"/>
-        <w:gridCol w:w="100"/>
-      </w:tblGrid>
-      <w:tr>
-        <w:trPr>
-          <w:tblHeader/>
-        </w:trPr>
-        <w:tc>
-          <w:tcPr>
-            <w:tcW w:type="pct" w:w="50%"/>
-          </w:tcPr>
-          <w:p>
-            <w:r>
-              <w:rPr>
-                <w:b/>
-                <w:bCs/>
-              </w:rPr>
-              <w:t xml:space="preserve">Item</w:t>
-            </w:r>
-          </w:p>
-        </w:tc>
-        <w:tc>
-          <w:tcPr>
-            <w:tcW w:type="pct" w:w="50%"/>
-          </w:tcPr>
-          <w:p>
-            <w:r>
-              <w:rPr>
-                <w:b/>
-                <w:bCs/>
-              </w:rPr>
-              <w:t xml:space="preserve">Answer choices</w:t>
-            </w:r>
-          </w:p>
-        </w:tc>
-      </w:tr>
-      <w:tr>
-        <w:tc>
-          <w:tcPr>
-            <w:tcW w:type="pct" w:w="50%"/>
-          </w:tcPr>
-          <w:p>
-            <w:r>
-              <w:t xml:space="preserve">____  A 4/5-yard cord is cut into 1/10-yard fuses for the alarm.</w:t>
-            </w:r>
-          </w:p>
-        </w:tc>
-        <w:tc>
-          <w:tcPr>
-            <w:tcW w:type="pct" w:w="50%"/>
-          </w:tcPr>
-          <w:p>
-            <w:r>
-              <w:t xml:space="preserve">D. 5/6 ÷ 1/12 = 10</w:t>
-            </w:r>
-          </w:p>
-        </w:tc>
-      </w:tr>
-      <w:tr>
-        <w:tc>
-          <w:tcPr>
-            <w:tcW w:type="pct" w:w="50%"/>
-          </w:tcPr>
-          <w:p>
-            <w:r>
-              <w:t xml:space="preserve">____  A 1/2-gallon jug of luminol is poured into 1/8-gallon sprayers.</w:t>
-            </w:r>
-          </w:p>
-        </w:tc>
-        <w:tc>
-          <w:tcPr>
-            <w:tcW w:type="pct" w:w="50%"/>
-          </w:tcPr>
-          <w:p>
-            <w:r>
-              <w:t xml:space="preserve">C. 3/4 ÷ 3/8 = 2</w:t>
-            </w:r>
-          </w:p>
-        </w:tc>
-      </w:tr>
-      <w:tr>
-        <w:tc>
-          <w:tcPr>
-            <w:tcW w:type="pct" w:w="50%"/>
-          </w:tcPr>
-          <w:p>
-            <w:r>
-              <w:t xml:space="preserve">____  A 3/4-mile escape route is split into 3/8-mile sprints.</w:t>
-            </w:r>
-          </w:p>
-        </w:tc>
-        <w:tc>
-          <w:tcPr>
-            <w:tcW w:type="pct" w:w="50%"/>
-          </w:tcPr>
-          <w:p>
-            <w:r>
-              <w:t xml:space="preserve">B. 1/2 ÷ 1/8 = 4</w:t>
-            </w:r>
-          </w:p>
-        </w:tc>
-      </w:tr>
-      <w:tr>
-        <w:tc>
-          <w:tcPr>
-            <w:tcW w:type="pct" w:w="50%"/>
-          </w:tcPr>
-          <w:p>
-            <w:r>
-              <w:t xml:space="preserve">____  A 5/6-liter sample is divided into 1/12-liter test tubes.</w:t>
-            </w:r>
-          </w:p>
-        </w:tc>
-        <w:tc>
-          <w:tcPr>
-            <w:tcW w:type="pct" w:w="50%"/>
-          </w:tcPr>
-          <w:p>
-            <w:r>
-              <w:t xml:space="preserve">A. 4/5 ÷ 1/10 = 8</w:t>
-            </w:r>
-          </w:p>
-        </w:tc>
-      </w:tr>
-    </w:tbl>
-    <w:p>
-      <w:pPr>
-        <w:spacing w:after="60" w:before="120"/>
-      </w:pPr>
-      <w:r>
-        <w:rPr>
-          <w:color w:val="BBBBBB"/>
-        </w:rPr>
-        <w:t xml:space="preserve">______________________________________________________________________</w:t>
-      </w:r>
-    </w:p>
-    <w:p>
-      <w:r>
-        <w:br w:type="page"/>
-      </w:r>
-    </w:p>
-    <w:p>
-      <w:pPr>
-        <w:pStyle w:val="Heading1"/>
-        <w:spacing w:after="120"/>
-      </w:pPr>
-      <w:r>
-        <w:rPr>
-          <w:b/>
-          <w:bCs/>
-        </w:rPr>
-        <w:t xml:space="preserve">Answer Key (Teacher)</w:t>
-      </w:r>
-    </w:p>
-    <w:p>
-      <w:pPr>
-        <w:spacing w:after="40" w:before="0"/>
-      </w:pPr>
-      <w:r>
-        <w:rPr>
-          <w:b/>
-          <w:bCs/>
-        </w:rPr>
-        <w:t xml:space="preserve">1. A. 4/5 ÷ 1/10</w:t>
+        <w:t xml:space="preserve">     Watch for: A common mistake in Fraction Division Problem Solving is reversing which fraction is the dividend and which is the divisor when setting up the equation from a word problem. For example: a pitcher holds 3/4 cup of punch, and each serving is 1/8 cup — how many servings? The correct setup is total ÷ group size = 3/4 ÷ 1/8 = 3/4 × 8/1 = 24/4 = 6 servings. A student who reverses the setup calculates 1/8 ÷ 3/4 = 1/8 × 4/3 = 4/24 = 1/6, an answer smaller than 1 that can't possibly be a serving count. Before you submit, check: does my answer make sense as a NUMBER OF GROUPS? If the setup gives a fraction less than 1 for a 'how many' question, you likely swapped the dividend and divisor.</w:t>
+      </w:r>
+    </w:p>
+    <w:p>
+      <w:pPr>
+        <w:spacing w:after="40" w:before="0"/>
+      </w:pPr>
+      <w:r>
+        <w:rPr>
+          <w:b/>
+          <w:bCs/>
+        </w:rPr>
+        <w:t xml:space="preserve">2. C. 4</w:t>
       </w:r>
     </w:p>
     <w:p>
@@ -1437,7 +1351,7 @@
         <w:spacing w:after="20" w:before="0"/>
       </w:pPr>
       <w:r>
-        <w:t xml:space="preserve">     The total (4/5 yard) is divided into groups of 1/10 yard each. The equation is 4/5 ÷ 1/10 = 4/5 × 10/1 = 40/5 = 8 bows.</w:t>
+        <w:t xml:space="preserve">     1/2 ÷ 1/8 = 1/2 × 8/1 = 8/2 = 4 tests.</w:t>
       </w:r>
     </w:p>
     <w:p>
@@ -1461,7 +1375,35 @@
           <w:b/>
           <w:bCs/>
         </w:rPr>
-        <w:t xml:space="preserve">2. A. 4</w:t>
+        <w:t xml:space="preserve">3. Solve each word problem by writing and solving an equation.</w:t>
+      </w:r>
+    </w:p>
+    <w:p>
+      <w:pPr>
+        <w:spacing w:after="40" w:before="0"/>
+      </w:pPr>
+      <w:r>
+        <w:t xml:space="preserve">     (See completed table.)</w:t>
+      </w:r>
+    </w:p>
+    <w:p>
+      <w:pPr>
+        <w:spacing w:after="40" w:before="0"/>
+      </w:pPr>
+      <w:r>
+        <w:t xml:space="preserve"/>
+      </w:r>
+    </w:p>
+    <w:p>
+      <w:pPr>
+        <w:spacing w:after="40" w:before="0"/>
+      </w:pPr>
+      <w:r>
+        <w:rPr>
+          <w:b/>
+          <w:bCs/>
+        </w:rPr>
+        <w:t xml:space="preserve">4. Correct groups:</w:t>
       </w:r>
     </w:p>
     <w:p>
@@ -1469,7 +1411,75 @@
         <w:spacing w:after="20" w:before="0"/>
       </w:pPr>
       <w:r>
-        <w:t xml:space="preserve">     1/2 ÷ 1/8 = 1/2 × 8/1 = 8/2 = 4 tests.</w:t>
+        <w:t xml:space="preserve">     A tank has 5/6 gallon. Each bucket holds 1/3 gallon. → 5/6 ÷ 1/3 = 2 1/2 buckets → Correct Equation and Solution</w:t>
+      </w:r>
+    </w:p>
+    <w:p>
+      <w:pPr>
+        <w:spacing w:after="20" w:before="0"/>
+      </w:pPr>
+      <w:r>
+        <w:t xml:space="preserve">     A pipe is 2/3 foot long. Each piece is 1/6 foot. → 2/3 ÷ 1/6 = 4 pieces → Correct Equation and Solution</w:t>
+      </w:r>
+    </w:p>
+    <w:p>
+      <w:pPr>
+        <w:spacing w:after="20" w:before="0"/>
+      </w:pPr>
+      <w:r>
+        <w:t xml:space="preserve">     A bag has 3/4 lb. Each scoop is 1/8 lb. → 3/4 ÷ 1/8 = 6 scoops → Correct Equation and Solution</w:t>
+      </w:r>
+    </w:p>
+    <w:p>
+      <w:pPr>
+        <w:spacing w:after="20" w:before="0"/>
+      </w:pPr>
+      <w:r>
+        <w:t xml:space="preserve">     A rope is 1/2 yard. Each section is 1/4 yard. → 1/4 ÷ 1/2 = 1/2 section → Incorrect Equation or Solution</w:t>
+      </w:r>
+    </w:p>
+    <w:p>
+      <w:pPr>
+        <w:spacing w:after="20" w:before="0"/>
+      </w:pPr>
+      <w:r>
+        <w:t xml:space="preserve">     A jug has 4/5 liter. Each cup is 2/5 liter. → 4/5 × 2/5 = 8/25 cups → Incorrect Equation or Solution</w:t>
+      </w:r>
+    </w:p>
+    <w:p>
+      <w:pPr>
+        <w:spacing w:after="20" w:before="0"/>
+      </w:pPr>
+      <w:r>
+        <w:t xml:space="preserve">     A shelf is 7/8 foot. Each book is 1/4 foot. → 7/8 ÷ 1/4 = 7/32 books → Incorrect Equation or Solution</w:t>
+      </w:r>
+    </w:p>
+    <w:p>
+      <w:pPr>
+        <w:spacing w:after="40" w:before="0"/>
+      </w:pPr>
+      <w:r>
+        <w:t xml:space="preserve"/>
+      </w:r>
+    </w:p>
+    <w:p>
+      <w:pPr>
+        <w:spacing w:after="40" w:before="0"/>
+      </w:pPr>
+      <w:r>
+        <w:rPr>
+          <w:b/>
+          <w:bCs/>
+        </w:rPr>
+        <w:t xml:space="preserve">5. C. His math is correct (2 2/3), but his reasoning is wrong — dividing by a small fraction gives a larger result</w:t>
+      </w:r>
+    </w:p>
+    <w:p>
+      <w:pPr>
+        <w:spacing w:after="20" w:before="0"/>
+      </w:pPr>
+      <w:r>
+        <w:t xml:space="preserve">     2/3 ÷ 1/4 = 2/3 × 4/1 = 8/3 = 2 2/3. This IS correct. When you divide by a number less than 1, the quotient is greater than the dividend.</w:t>
       </w:r>
     </w:p>
     <w:p>
@@ -1493,35 +1503,7 @@
           <w:b/>
           <w:bCs/>
         </w:rPr>
-        <w:t xml:space="preserve">3. Solve each word problem by writing and solving an equation.</w:t>
-      </w:r>
-    </w:p>
-    <w:p>
-      <w:pPr>
-        <w:spacing w:after="40" w:before="0"/>
-      </w:pPr>
-      <w:r>
-        <w:t xml:space="preserve">     (See completed table.)</w:t>
-      </w:r>
-    </w:p>
-    <w:p>
-      <w:pPr>
-        <w:spacing w:after="40" w:before="0"/>
-      </w:pPr>
-      <w:r>
-        <w:t xml:space="preserve"/>
-      </w:r>
-    </w:p>
-    <w:p>
-      <w:pPr>
-        <w:spacing w:after="40" w:before="0"/>
-      </w:pPr>
-      <w:r>
-        <w:rPr>
-          <w:b/>
-          <w:bCs/>
-        </w:rPr>
-        <w:t xml:space="preserve">4. Correct groups:</w:t>
+        <w:t xml:space="preserve">6. Spot the Common Mistake</w:t>
       </w:r>
     </w:p>
     <w:p>
@@ -1529,7 +1511,7 @@
         <w:spacing w:after="20" w:before="0"/>
       </w:pPr>
       <w:r>
-        <w:t xml:space="preserve">     A tank has 5/6 gallon. Each bucket holds 1/3 gallon. → 5/6 ÷ 1/3 = 2 1/2 buckets → Correct Equation and Solution</w:t>
+        <w:t xml:space="preserve">     The mistake is in Step 2.</w:t>
       </w:r>
     </w:p>
     <w:p>
@@ -1537,7 +1519,27 @@
         <w:spacing w:after="20" w:before="0"/>
       </w:pPr>
       <w:r>
-        <w:t xml:space="preserve">     A pipe is 2/3 foot long. Each piece is 1/6 foot. → 2/3 ÷ 1/6 = 4 pieces → Correct Equation and Solution</w:t>
+        <w:t xml:space="preserve">     Correct work: The student set up the division correctly but forgot to flip the divisor. Dividing means multiplying by the reciprocal of 1/8, which is 8/1: 3/4 ÷ 1/8 = 3/4 × 8/1 = 24/4 = 6 test tubes. Check: 6 × 1/8 = 6/8 = 3/4.</w:t>
+      </w:r>
+    </w:p>
+    <w:p>
+      <w:pPr>
+        <w:spacing w:after="80" w:before="0"/>
+      </w:pPr>
+      <w:r>
+        <w:t xml:space="preserve">     Watch for: The setup 3/4 ÷ 1/8 was right, but the divisor was never flipped. The reciprocal shortcut means multiplying by the reciprocal of 1/8, which is 8/1: 3/4 × 8/1 = 24/4 = 6 test tubes. Checking confirms it, since 6 × 1/8 = 6/8 = 3/4.</w:t>
+      </w:r>
+    </w:p>
+    <w:p>
+      <w:pPr>
+        <w:spacing w:after="40" w:before="0"/>
+      </w:pPr>
+      <w:r>
+        <w:rPr>
+          <w:b/>
+          <w:bCs/>
+        </w:rPr>
+        <w:t xml:space="preserve">7. C. 1 1/2 gallons</w:t>
       </w:r>
     </w:p>
     <w:p>
@@ -1545,59 +1547,7 @@
         <w:spacing w:after="20" w:before="0"/>
       </w:pPr>
       <w:r>
-        <w:t xml:space="preserve">     A bag has 3/4 lb. Each scoop is 1/8 lb. → 3/4 ÷ 1/8 = 6 scoops → Correct Equation and Solution</w:t>
-      </w:r>
-    </w:p>
-    <w:p>
-      <w:pPr>
-        <w:spacing w:after="20" w:before="0"/>
-      </w:pPr>
-      <w:r>
-        <w:t xml:space="preserve">     A rope is 1/2 yard. Each section is 1/4 yard. → 1/4 ÷ 1/2 = 1/2 section → Incorrect Equation or Solution</w:t>
-      </w:r>
-    </w:p>
-    <w:p>
-      <w:pPr>
-        <w:spacing w:after="20" w:before="0"/>
-      </w:pPr>
-      <w:r>
-        <w:t xml:space="preserve">     A jug has 4/5 liter. Each cup is 2/5 liter. → 4/5 × 2/5 = 8/25 cups → Incorrect Equation or Solution</w:t>
-      </w:r>
-    </w:p>
-    <w:p>
-      <w:pPr>
-        <w:spacing w:after="20" w:before="0"/>
-      </w:pPr>
-      <w:r>
-        <w:t xml:space="preserve">     A shelf is 7/8 foot. Each book is 1/4 foot. → 7/8 ÷ 1/4 = 7/32 books → Incorrect Equation or Solution</w:t>
-      </w:r>
-    </w:p>
-    <w:p>
-      <w:pPr>
-        <w:spacing w:after="40" w:before="0"/>
-      </w:pPr>
-      <w:r>
-        <w:t xml:space="preserve"/>
-      </w:r>
-    </w:p>
-    <w:p>
-      <w:pPr>
-        <w:spacing w:after="40" w:before="0"/>
-      </w:pPr>
-      <w:r>
-        <w:rPr>
-          <w:b/>
-          <w:bCs/>
-        </w:rPr>
-        <w:t xml:space="preserve">5. A. His math is correct (2 2/3), but his reasoning is wrong — dividing by a small fraction gives a larger result</w:t>
-      </w:r>
-    </w:p>
-    <w:p>
-      <w:pPr>
-        <w:spacing w:after="20" w:before="0"/>
-      </w:pPr>
-      <w:r>
-        <w:t xml:space="preserve">     2/3 ÷ 1/4 = 2/3 × 4/1 = 8/3 = 2 2/3. This IS correct. When you divide by a number less than 1, the quotient is greater than the dividend.</w:t>
+        <w:t xml:space="preserve">     3/4 gallon is half the jar, and a whole jar is 2 halves: 3/4 ÷ 1/2 = 3/4 × 2 = 6/4 = 1 1/2 gallons. Check by multiplying: 1/2 × 1 1/2 = 3/4.</w:t>
       </w:r>
     </w:p>
     <w:p>
@@ -1621,7 +1571,7 @@
           <w:b/>
           <w:bCs/>
         </w:rPr>
-        <w:t xml:space="preserve">6. Spot the Common Mistake</w:t>
+        <w:t xml:space="preserve">8. D. 1/4 pound</w:t>
       </w:r>
     </w:p>
     <w:p>
@@ -1629,43 +1579,7 @@
         <w:spacing w:after="20" w:before="0"/>
       </w:pPr>
       <w:r>
-        <w:t xml:space="preserve">     The mistake is in Step 2.</w:t>
-      </w:r>
-    </w:p>
-    <w:p>
-      <w:pPr>
-        <w:spacing w:after="20" w:before="0"/>
-      </w:pPr>
-      <w:r>
-        <w:t xml:space="preserve">     Correct work: The student set up the division correctly but forgot to flip the divisor. Keep, Change, Flip means multiply by the reciprocal of 1/8, which is 8/1: 3/4 ÷ 1/8 = 3/4 × 8/1 = 24/4 = 6 test tubes. Check: 6 × 1/8 = 6/8 = 3/4.</w:t>
-      </w:r>
-    </w:p>
-    <w:p>
-      <w:pPr>
-        <w:spacing w:after="80" w:before="0"/>
-      </w:pPr>
-      <w:r>
-        <w:t xml:space="preserve">     Watch for: The setup 3/4 ÷ 1/8 was right, but the divisor was never flipped. Keep-Change-Flip means multiplying by the reciprocal of 1/8, which is 8/1: 3/4 × 8/1 = 24/4 = 6 test tubes. Checking confirms it, since 6 × 1/8 = 6/8 = 3/4.</w:t>
-      </w:r>
-    </w:p>
-    <w:p>
-      <w:pPr>
-        <w:spacing w:after="40" w:before="0"/>
-      </w:pPr>
-      <w:r>
-        <w:rPr>
-          <w:b/>
-          <w:bCs/>
-        </w:rPr>
-        <w:t xml:space="preserve">7. A. 7</w:t>
-      </w:r>
-    </w:p>
-    <w:p>
-      <w:pPr>
-        <w:spacing w:after="20" w:before="0"/>
-      </w:pPr>
-      <w:r>
-        <w:t xml:space="preserve">     The total (7/8 lb) is the dividend and each cast (1/8 lb) is the divisor: 7/8 ÷ 1/8 = 7/8 × 8/1 = 56/8 = 7 casts.</w:t>
+        <w:t xml:space="preserve">     3/4 pound is 3 fourths, and 3 fourths shared by 3 agents is 1 fourth each: 3/4 ÷ 3 = 3/4 × 1/3 = 3/12 = 1/4 pound. Check by multiplying: 3 × 1/4 = 3/4.</w:t>
       </w:r>
     </w:p>
     <w:p>
@@ -1689,7 +1603,7 @@
           <w:b/>
           <w:bCs/>
         </w:rPr>
-        <w:t xml:space="preserve">8. A. 5</w:t>
+        <w:t xml:space="preserve">9. C. 7</w:t>
       </w:r>
     </w:p>
     <w:p>
@@ -1697,7 +1611,7 @@
         <w:spacing w:after="20" w:before="0"/>
       </w:pPr>
       <w:r>
-        <w:t xml:space="preserve">     The total distance (5/6 mile) is the dividend and the checkpoint spacing (1/6 mile) is the divisor: 5/6 ÷ 1/6 = 5/6 × 6/1 = 30/6 = 5 checkpoints.</w:t>
+        <w:t xml:space="preserve">     The total (7/8 lb) is the dividend and each cast (1/8 lb) is the divisor: 7/8 ÷ 1/8 = 7/8 × 8/1 = 56/8 = 7 casts.</w:t>
       </w:r>
     </w:p>
     <w:p>
@@ -1721,7 +1635,7 @@
           <w:b/>
           <w:bCs/>
         </w:rPr>
-        <w:t xml:space="preserve">9. Correct groups:</w:t>
+        <w:t xml:space="preserve">10. C. 5</w:t>
       </w:r>
     </w:p>
     <w:p>
@@ -1729,91 +1643,19 @@
         <w:spacing w:after="20" w:before="0"/>
       </w:pPr>
       <w:r>
-        <w:t xml:space="preserve">     A roll of crime-scene tape is 3/5 mile long, cut into 1/10-mile strips. How many strips? (3/5 ÷ 1/10) → Needs Division (how many groups fit?)</w:t>
-      </w:r>
-    </w:p>
-    <w:p>
-      <w:pPr>
-        <w:spacing w:after="20" w:before="0"/>
-      </w:pPr>
-      <w:r>
-        <w:t xml:space="preserve">     A footprint trail is 2/3 mile long with markers every 1/12 mile. How many markers? (2/3 ÷ 1/12) → Needs Division (how many groups fit?)</w:t>
-      </w:r>
-    </w:p>
-    <w:p>
-      <w:pPr>
-        <w:spacing w:after="20" w:before="0"/>
-      </w:pPr>
-      <w:r>
-        <w:t xml:space="preserve">     Each evidence bag weighs 1/4 pound. The detective grabs 4 bags. What is the total weight? (1/4 × 4) → Needs Multiplication (a part of an amount)</w:t>
-      </w:r>
-    </w:p>
-    <w:p>
-      <w:pPr>
-        <w:spacing w:after="20" w:before="0"/>
-      </w:pPr>
-      <w:r>
-        <w:t xml:space="preserve">     A report is 3/8 page long. Torres reads half of it. How much did she read? (3/8 × 1/2) → Needs Multiplication (a part of an amount)</w:t>
-      </w:r>
-    </w:p>
-    <w:p>
-      <w:pPr>
-        <w:spacing w:after="40" w:before="0"/>
-      </w:pPr>
-      <w:r>
-        <w:t xml:space="preserve"/>
-      </w:r>
-    </w:p>
-    <w:p>
-      <w:pPr>
-        <w:spacing w:after="40" w:before="0"/>
-      </w:pPr>
-      <w:r>
-        <w:rPr>
-          <w:b/>
-          <w:bCs/>
-        </w:rPr>
-        <w:t xml:space="preserve">10. Matches:</w:t>
-      </w:r>
-    </w:p>
-    <w:p>
-      <w:pPr>
-        <w:spacing w:after="20" w:before="0"/>
-      </w:pPr>
-      <w:r>
-        <w:t xml:space="preserve">     A 4/5-yard cord is cut into 1/10-yard fuses for the alarm. → 4/5 ÷ 1/10 = 8</w:t>
-      </w:r>
-    </w:p>
-    <w:p>
-      <w:pPr>
-        <w:spacing w:after="20" w:before="0"/>
-      </w:pPr>
-      <w:r>
-        <w:t xml:space="preserve">     A 1/2-gallon jug of luminol is poured into 1/8-gallon sprayers. → 1/2 ÷ 1/8 = 4</w:t>
-      </w:r>
-    </w:p>
-    <w:p>
-      <w:pPr>
-        <w:spacing w:after="20" w:before="0"/>
-      </w:pPr>
-      <w:r>
-        <w:t xml:space="preserve">     A 3/4-mile escape route is split into 3/8-mile sprints. → 3/4 ÷ 3/8 = 2</w:t>
-      </w:r>
-    </w:p>
-    <w:p>
-      <w:pPr>
-        <w:spacing w:after="20" w:before="0"/>
-      </w:pPr>
-      <w:r>
-        <w:t xml:space="preserve">     A 5/6-liter sample is divided into 1/12-liter test tubes. → 5/6 ÷ 1/12 = 10</w:t>
-      </w:r>
-    </w:p>
-    <w:p>
-      <w:pPr>
-        <w:spacing w:after="40" w:before="0"/>
-      </w:pPr>
-      <w:r>
-        <w:t xml:space="preserve"/>
+        <w:t xml:space="preserve">     The total distance (5/6 mile) is the dividend and the checkpoint spacing (1/6 mile) is the divisor: 5/6 ÷ 1/6 = 5/6 × 6/1 = 30/6 = 5 checkpoints.</w:t>
+      </w:r>
+    </w:p>
+    <w:p>
+      <w:pPr>
+        <w:spacing w:after="80" w:before="0"/>
+      </w:pPr>
+      <w:r>
+        <w:rPr>
+          <w:i/>
+          <w:iCs/>
+        </w:rPr>
+        <w:t xml:space="preserve">     Watch for: A common mistake in Fraction Division Problem Solving is reversing which fraction is the dividend and which is the divisor when setting up the equation from a word problem. For example: a pitcher holds 3/4 cup of punch, and each serving is 1/8 cup — how many servings? The correct setup is total ÷ group size = 3/4 ÷ 1/8 = 3/4 × 8/1 = 24/4 = 6 servings. A student who reverses the setup calculates 1/8 ÷ 3/4 = 1/8 × 4/3 = 4/24 = 1/6, an answer smaller than 1 that can't possibly be a serving count. Before you submit, check: does my answer make sense as a NUMBER OF GROUPS? If the setup gives a fraction less than 1 for a 'how many' question, you likely swapped the dividend and divisor.</w:t>
       </w:r>
     </w:p>
     <w:sectPr>
@@ -2002,7 +1844,14 @@
 <file path=word/styles.xml><?xml version="1.0" encoding="utf-8"?>
 <w:styles xmlns:mc="http://schemas.openxmlformats.org/markup-compatibility/2006" xmlns:r="http://schemas.openxmlformats.org/officeDocument/2006/relationships" xmlns:w="http://schemas.openxmlformats.org/wordprocessingml/2006/main" xmlns:w14="http://schemas.microsoft.com/office/word/2010/wordml" xmlns:w15="http://schemas.microsoft.com/office/word/2012/wordml" mc:Ignorable="w14 w15">
   <w:docDefaults>
-    <w:rPrDefault/>
+    <w:rPrDefault>
+      <w:rPr>
+        <w:rFonts w:ascii="Arial" w:cs="Arial" w:eastAsia="Arial" w:hAnsi="Arial"/>
+        <w:sz w:val="22"/>
+        <w:szCs w:val="22"/>
+        <w:lang w:val="en-US"/>
+      </w:rPr>
+    </w:rPrDefault>
     <w:pPrDefault/>
   </w:docDefaults>
   <w:style w:type="paragraph" w:styleId="Title">
@@ -2020,10 +1869,16 @@
     <w:basedOn w:val="Normal"/>
     <w:next w:val="Normal"/>
     <w:qFormat/>
+    <w:pPr>
+      <w:keepNext/>
+    </w:pPr>
     <w:rPr>
-      <w:color w:val="2E74B5"/>
-      <w:sz w:val="32"/>
-      <w:szCs w:val="32"/>
+      <w:rFonts w:ascii="Arial" w:cs="Arial" w:eastAsia="Arial" w:hAnsi="Arial"/>
+      <w:b/>
+      <w:bCs/>
+      <w:color w:val="183E56"/>
+      <w:sz w:val="34"/>
+      <w:szCs w:val="34"/>
     </w:rPr>
   </w:style>
   <w:style w:type="paragraph" w:styleId="Heading2">
@@ -2031,8 +1886,14 @@
     <w:basedOn w:val="Normal"/>
     <w:next w:val="Normal"/>
     <w:qFormat/>
+    <w:pPr>
+      <w:keepNext/>
+    </w:pPr>
     <w:rPr>
-      <w:color w:val="2E74B5"/>
+      <w:rFonts w:ascii="Arial" w:cs="Arial" w:eastAsia="Arial" w:hAnsi="Arial"/>
+      <w:b/>
+      <w:bCs/>
+      <w:color w:val="176B70"/>
       <w:sz w:val="26"/>
       <w:szCs w:val="26"/>
     </w:rPr>

--- a/lessons/6-11/homework.docx
+++ b/lessons/6-11/homework.docx
@@ -1282,380 +1282,6 @@
           <w:color w:val="BBBBBB"/>
         </w:rPr>
         <w:t xml:space="preserve">______________________________________________________________________</w:t>
-      </w:r>
-    </w:p>
-    <w:p>
-      <w:r>
-        <w:br w:type="page"/>
-      </w:r>
-    </w:p>
-    <w:p>
-      <w:pPr>
-        <w:pStyle w:val="Heading1"/>
-        <w:spacing w:after="120"/>
-      </w:pPr>
-      <w:r>
-        <w:rPr>
-          <w:b/>
-          <w:bCs/>
-        </w:rPr>
-        <w:t xml:space="preserve">Answer Key (Teacher)</w:t>
-      </w:r>
-    </w:p>
-    <w:p>
-      <w:pPr>
-        <w:spacing w:after="40" w:before="0"/>
-      </w:pPr>
-      <w:r>
-        <w:rPr>
-          <w:b/>
-          <w:bCs/>
-        </w:rPr>
-        <w:t xml:space="preserve">1. B. 4/5 ÷ 1/10</w:t>
-      </w:r>
-    </w:p>
-    <w:p>
-      <w:pPr>
-        <w:spacing w:after="20" w:before="0"/>
-      </w:pPr>
-      <w:r>
-        <w:t xml:space="preserve">     The total (4/5 yard) is divided into groups of 1/10 yard each. The equation is 4/5 ÷ 1/10 = 4/5 × 10/1 = 40/5 = 8 bows.</w:t>
-      </w:r>
-    </w:p>
-    <w:p>
-      <w:pPr>
-        <w:spacing w:after="80" w:before="0"/>
-      </w:pPr>
-      <w:r>
-        <w:rPr>
-          <w:i/>
-          <w:iCs/>
-        </w:rPr>
-        <w:t xml:space="preserve">     Watch for: A common mistake in Fraction Division Problem Solving is reversing which fraction is the dividend and which is the divisor when setting up the equation from a word problem. For example: a pitcher holds 3/4 cup of punch, and each serving is 1/8 cup — how many servings? The correct setup is total ÷ group size = 3/4 ÷ 1/8 = 3/4 × 8/1 = 24/4 = 6 servings. A student who reverses the setup calculates 1/8 ÷ 3/4 = 1/8 × 4/3 = 4/24 = 1/6, an answer smaller than 1 that can't possibly be a serving count. Before you submit, check: does my answer make sense as a NUMBER OF GROUPS? If the setup gives a fraction less than 1 for a 'how many' question, you likely swapped the dividend and divisor.</w:t>
-      </w:r>
-    </w:p>
-    <w:p>
-      <w:pPr>
-        <w:spacing w:after="40" w:before="0"/>
-      </w:pPr>
-      <w:r>
-        <w:rPr>
-          <w:b/>
-          <w:bCs/>
-        </w:rPr>
-        <w:t xml:space="preserve">2. C. 4</w:t>
-      </w:r>
-    </w:p>
-    <w:p>
-      <w:pPr>
-        <w:spacing w:after="20" w:before="0"/>
-      </w:pPr>
-      <w:r>
-        <w:t xml:space="preserve">     1/2 ÷ 1/8 = 1/2 × 8/1 = 8/2 = 4 tests.</w:t>
-      </w:r>
-    </w:p>
-    <w:p>
-      <w:pPr>
-        <w:spacing w:after="80" w:before="0"/>
-      </w:pPr>
-      <w:r>
-        <w:rPr>
-          <w:i/>
-          <w:iCs/>
-        </w:rPr>
-        <w:t xml:space="preserve">     Watch for: A common mistake in Fraction Division Problem Solving is reversing which fraction is the dividend and which is the divisor when setting up the equation from a word problem. For example: a pitcher holds 3/4 cup of punch, and each serving is 1/8 cup — how many servings? The correct setup is total ÷ group size = 3/4 ÷ 1/8 = 3/4 × 8/1 = 24/4 = 6 servings. A student who reverses the setup calculates 1/8 ÷ 3/4 = 1/8 × 4/3 = 4/24 = 1/6, an answer smaller than 1 that can't possibly be a serving count. Before you submit, check: does my answer make sense as a NUMBER OF GROUPS? If the setup gives a fraction less than 1 for a 'how many' question, you likely swapped the dividend and divisor.</w:t>
-      </w:r>
-    </w:p>
-    <w:p>
-      <w:pPr>
-        <w:spacing w:after="40" w:before="0"/>
-      </w:pPr>
-      <w:r>
-        <w:rPr>
-          <w:b/>
-          <w:bCs/>
-        </w:rPr>
-        <w:t xml:space="preserve">3. Solve each word problem by writing and solving an equation.</w:t>
-      </w:r>
-    </w:p>
-    <w:p>
-      <w:pPr>
-        <w:spacing w:after="40" w:before="0"/>
-      </w:pPr>
-      <w:r>
-        <w:t xml:space="preserve">     (See completed table.)</w:t>
-      </w:r>
-    </w:p>
-    <w:p>
-      <w:pPr>
-        <w:spacing w:after="40" w:before="0"/>
-      </w:pPr>
-      <w:r>
-        <w:t xml:space="preserve"/>
-      </w:r>
-    </w:p>
-    <w:p>
-      <w:pPr>
-        <w:spacing w:after="40" w:before="0"/>
-      </w:pPr>
-      <w:r>
-        <w:rPr>
-          <w:b/>
-          <w:bCs/>
-        </w:rPr>
-        <w:t xml:space="preserve">4. Correct groups:</w:t>
-      </w:r>
-    </w:p>
-    <w:p>
-      <w:pPr>
-        <w:spacing w:after="20" w:before="0"/>
-      </w:pPr>
-      <w:r>
-        <w:t xml:space="preserve">     A tank has 5/6 gallon. Each bucket holds 1/3 gallon. → 5/6 ÷ 1/3 = 2 1/2 buckets → Correct Equation and Solution</w:t>
-      </w:r>
-    </w:p>
-    <w:p>
-      <w:pPr>
-        <w:spacing w:after="20" w:before="0"/>
-      </w:pPr>
-      <w:r>
-        <w:t xml:space="preserve">     A pipe is 2/3 foot long. Each piece is 1/6 foot. → 2/3 ÷ 1/6 = 4 pieces → Correct Equation and Solution</w:t>
-      </w:r>
-    </w:p>
-    <w:p>
-      <w:pPr>
-        <w:spacing w:after="20" w:before="0"/>
-      </w:pPr>
-      <w:r>
-        <w:t xml:space="preserve">     A bag has 3/4 lb. Each scoop is 1/8 lb. → 3/4 ÷ 1/8 = 6 scoops → Correct Equation and Solution</w:t>
-      </w:r>
-    </w:p>
-    <w:p>
-      <w:pPr>
-        <w:spacing w:after="20" w:before="0"/>
-      </w:pPr>
-      <w:r>
-        <w:t xml:space="preserve">     A rope is 1/2 yard. Each section is 1/4 yard. → 1/4 ÷ 1/2 = 1/2 section → Incorrect Equation or Solution</w:t>
-      </w:r>
-    </w:p>
-    <w:p>
-      <w:pPr>
-        <w:spacing w:after="20" w:before="0"/>
-      </w:pPr>
-      <w:r>
-        <w:t xml:space="preserve">     A jug has 4/5 liter. Each cup is 2/5 liter. → 4/5 × 2/5 = 8/25 cups → Incorrect Equation or Solution</w:t>
-      </w:r>
-    </w:p>
-    <w:p>
-      <w:pPr>
-        <w:spacing w:after="20" w:before="0"/>
-      </w:pPr>
-      <w:r>
-        <w:t xml:space="preserve">     A shelf is 7/8 foot. Each book is 1/4 foot. → 7/8 ÷ 1/4 = 7/32 books → Incorrect Equation or Solution</w:t>
-      </w:r>
-    </w:p>
-    <w:p>
-      <w:pPr>
-        <w:spacing w:after="40" w:before="0"/>
-      </w:pPr>
-      <w:r>
-        <w:t xml:space="preserve"/>
-      </w:r>
-    </w:p>
-    <w:p>
-      <w:pPr>
-        <w:spacing w:after="40" w:before="0"/>
-      </w:pPr>
-      <w:r>
-        <w:rPr>
-          <w:b/>
-          <w:bCs/>
-        </w:rPr>
-        <w:t xml:space="preserve">5. C. His math is correct (2 2/3), but his reasoning is wrong — dividing by a small fraction gives a larger result</w:t>
-      </w:r>
-    </w:p>
-    <w:p>
-      <w:pPr>
-        <w:spacing w:after="20" w:before="0"/>
-      </w:pPr>
-      <w:r>
-        <w:t xml:space="preserve">     2/3 ÷ 1/4 = 2/3 × 4/1 = 8/3 = 2 2/3. This IS correct. When you divide by a number less than 1, the quotient is greater than the dividend.</w:t>
-      </w:r>
-    </w:p>
-    <w:p>
-      <w:pPr>
-        <w:spacing w:after="80" w:before="0"/>
-      </w:pPr>
-      <w:r>
-        <w:rPr>
-          <w:i/>
-          <w:iCs/>
-        </w:rPr>
-        <w:t xml:space="preserve">     Watch for: A common mistake in Fraction Division Problem Solving is reversing which fraction is the dividend and which is the divisor when setting up the equation from a word problem. For example: a pitcher holds 3/4 cup of punch, and each serving is 1/8 cup — how many servings? The correct setup is total ÷ group size = 3/4 ÷ 1/8 = 3/4 × 8/1 = 24/4 = 6 servings. A student who reverses the setup calculates 1/8 ÷ 3/4 = 1/8 × 4/3 = 4/24 = 1/6, an answer smaller than 1 that can't possibly be a serving count. Before you submit, check: does my answer make sense as a NUMBER OF GROUPS? If the setup gives a fraction less than 1 for a 'how many' question, you likely swapped the dividend and divisor.</w:t>
-      </w:r>
-    </w:p>
-    <w:p>
-      <w:pPr>
-        <w:spacing w:after="40" w:before="0"/>
-      </w:pPr>
-      <w:r>
-        <w:rPr>
-          <w:b/>
-          <w:bCs/>
-        </w:rPr>
-        <w:t xml:space="preserve">6. Spot the Common Mistake</w:t>
-      </w:r>
-    </w:p>
-    <w:p>
-      <w:pPr>
-        <w:spacing w:after="20" w:before="0"/>
-      </w:pPr>
-      <w:r>
-        <w:t xml:space="preserve">     The mistake is in Step 2.</w:t>
-      </w:r>
-    </w:p>
-    <w:p>
-      <w:pPr>
-        <w:spacing w:after="20" w:before="0"/>
-      </w:pPr>
-      <w:r>
-        <w:t xml:space="preserve">     Correct work: The student set up the division correctly but forgot to flip the divisor. Dividing means multiplying by the reciprocal of 1/8, which is 8/1: 3/4 ÷ 1/8 = 3/4 × 8/1 = 24/4 = 6 test tubes. Check: 6 × 1/8 = 6/8 = 3/4.</w:t>
-      </w:r>
-    </w:p>
-    <w:p>
-      <w:pPr>
-        <w:spacing w:after="80" w:before="0"/>
-      </w:pPr>
-      <w:r>
-        <w:t xml:space="preserve">     Watch for: The setup 3/4 ÷ 1/8 was right, but the divisor was never flipped. The reciprocal shortcut means multiplying by the reciprocal of 1/8, which is 8/1: 3/4 × 8/1 = 24/4 = 6 test tubes. Checking confirms it, since 6 × 1/8 = 6/8 = 3/4.</w:t>
-      </w:r>
-    </w:p>
-    <w:p>
-      <w:pPr>
-        <w:spacing w:after="40" w:before="0"/>
-      </w:pPr>
-      <w:r>
-        <w:rPr>
-          <w:b/>
-          <w:bCs/>
-        </w:rPr>
-        <w:t xml:space="preserve">7. C. 1 1/2 gallons</w:t>
-      </w:r>
-    </w:p>
-    <w:p>
-      <w:pPr>
-        <w:spacing w:after="20" w:before="0"/>
-      </w:pPr>
-      <w:r>
-        <w:t xml:space="preserve">     3/4 gallon is half the jar, and a whole jar is 2 halves: 3/4 ÷ 1/2 = 3/4 × 2 = 6/4 = 1 1/2 gallons. Check by multiplying: 1/2 × 1 1/2 = 3/4.</w:t>
-      </w:r>
-    </w:p>
-    <w:p>
-      <w:pPr>
-        <w:spacing w:after="80" w:before="0"/>
-      </w:pPr>
-      <w:r>
-        <w:rPr>
-          <w:i/>
-          <w:iCs/>
-        </w:rPr>
-        <w:t xml:space="preserve">     Watch for: A common mistake in Fraction Division Problem Solving is reversing which fraction is the dividend and which is the divisor when setting up the equation from a word problem. For example: a pitcher holds 3/4 cup of punch, and each serving is 1/8 cup — how many servings? The correct setup is total ÷ group size = 3/4 ÷ 1/8 = 3/4 × 8/1 = 24/4 = 6 servings. A student who reverses the setup calculates 1/8 ÷ 3/4 = 1/8 × 4/3 = 4/24 = 1/6, an answer smaller than 1 that can't possibly be a serving count. Before you submit, check: does my answer make sense as a NUMBER OF GROUPS? If the setup gives a fraction less than 1 for a 'how many' question, you likely swapped the dividend and divisor.</w:t>
-      </w:r>
-    </w:p>
-    <w:p>
-      <w:pPr>
-        <w:spacing w:after="40" w:before="0"/>
-      </w:pPr>
-      <w:r>
-        <w:rPr>
-          <w:b/>
-          <w:bCs/>
-        </w:rPr>
-        <w:t xml:space="preserve">8. D. 1/4 pound</w:t>
-      </w:r>
-    </w:p>
-    <w:p>
-      <w:pPr>
-        <w:spacing w:after="20" w:before="0"/>
-      </w:pPr>
-      <w:r>
-        <w:t xml:space="preserve">     3/4 pound is 3 fourths, and 3 fourths shared by 3 agents is 1 fourth each: 3/4 ÷ 3 = 3/4 × 1/3 = 3/12 = 1/4 pound. Check by multiplying: 3 × 1/4 = 3/4.</w:t>
-      </w:r>
-    </w:p>
-    <w:p>
-      <w:pPr>
-        <w:spacing w:after="80" w:before="0"/>
-      </w:pPr>
-      <w:r>
-        <w:rPr>
-          <w:i/>
-          <w:iCs/>
-        </w:rPr>
-        <w:t xml:space="preserve">     Watch for: A common mistake in Fraction Division Problem Solving is reversing which fraction is the dividend and which is the divisor when setting up the equation from a word problem. For example: a pitcher holds 3/4 cup of punch, and each serving is 1/8 cup — how many servings? The correct setup is total ÷ group size = 3/4 ÷ 1/8 = 3/4 × 8/1 = 24/4 = 6 servings. A student who reverses the setup calculates 1/8 ÷ 3/4 = 1/8 × 4/3 = 4/24 = 1/6, an answer smaller than 1 that can't possibly be a serving count. Before you submit, check: does my answer make sense as a NUMBER OF GROUPS? If the setup gives a fraction less than 1 for a 'how many' question, you likely swapped the dividend and divisor.</w:t>
-      </w:r>
-    </w:p>
-    <w:p>
-      <w:pPr>
-        <w:spacing w:after="40" w:before="0"/>
-      </w:pPr>
-      <w:r>
-        <w:rPr>
-          <w:b/>
-          <w:bCs/>
-        </w:rPr>
-        <w:t xml:space="preserve">9. C. 7</w:t>
-      </w:r>
-    </w:p>
-    <w:p>
-      <w:pPr>
-        <w:spacing w:after="20" w:before="0"/>
-      </w:pPr>
-      <w:r>
-        <w:t xml:space="preserve">     The total (7/8 lb) is the dividend and each cast (1/8 lb) is the divisor: 7/8 ÷ 1/8 = 7/8 × 8/1 = 56/8 = 7 casts.</w:t>
-      </w:r>
-    </w:p>
-    <w:p>
-      <w:pPr>
-        <w:spacing w:after="80" w:before="0"/>
-      </w:pPr>
-      <w:r>
-        <w:rPr>
-          <w:i/>
-          <w:iCs/>
-        </w:rPr>
-        <w:t xml:space="preserve">     Watch for: A common mistake in Fraction Division Problem Solving is reversing which fraction is the dividend and which is the divisor when setting up the equation from a word problem. For example: a pitcher holds 3/4 cup of punch, and each serving is 1/8 cup — how many servings? The correct setup is total ÷ group size = 3/4 ÷ 1/8 = 3/4 × 8/1 = 24/4 = 6 servings. A student who reverses the setup calculates 1/8 ÷ 3/4 = 1/8 × 4/3 = 4/24 = 1/6, an answer smaller than 1 that can't possibly be a serving count. Before you submit, check: does my answer make sense as a NUMBER OF GROUPS? If the setup gives a fraction less than 1 for a 'how many' question, you likely swapped the dividend and divisor.</w:t>
-      </w:r>
-    </w:p>
-    <w:p>
-      <w:pPr>
-        <w:spacing w:after="40" w:before="0"/>
-      </w:pPr>
-      <w:r>
-        <w:rPr>
-          <w:b/>
-          <w:bCs/>
-        </w:rPr>
-        <w:t xml:space="preserve">10. C. 5</w:t>
-      </w:r>
-    </w:p>
-    <w:p>
-      <w:pPr>
-        <w:spacing w:after="20" w:before="0"/>
-      </w:pPr>
-      <w:r>
-        <w:t xml:space="preserve">     The total distance (5/6 mile) is the dividend and the checkpoint spacing (1/6 mile) is the divisor: 5/6 ÷ 1/6 = 5/6 × 6/1 = 30/6 = 5 checkpoints.</w:t>
-      </w:r>
-    </w:p>
-    <w:p>
-      <w:pPr>
-        <w:spacing w:after="80" w:before="0"/>
-      </w:pPr>
-      <w:r>
-        <w:rPr>
-          <w:i/>
-          <w:iCs/>
-        </w:rPr>
-        <w:t xml:space="preserve">     Watch for: A common mistake in Fraction Division Problem Solving is reversing which fraction is the dividend and which is the divisor when setting up the equation from a word problem. For example: a pitcher holds 3/4 cup of punch, and each serving is 1/8 cup — how many servings? The correct setup is total ÷ group size = 3/4 ÷ 1/8 = 3/4 × 8/1 = 24/4 = 6 servings. A student who reverses the setup calculates 1/8 ÷ 3/4 = 1/8 × 4/3 = 4/24 = 1/6, an answer smaller than 1 that can't possibly be a serving count. Before you submit, check: does my answer make sense as a NUMBER OF GROUPS? If the setup gives a fraction less than 1 for a 'how many' question, you likely swapped the dividend and divisor.</w:t>
       </w:r>
     </w:p>
     <w:sectPr>
